--- a/docs/personalization/ContractToCozy-Personalization-Operations-Runbook.docx
+++ b/docs/personalization/ContractToCozy-Personalization-Operations-Runbook.docx
@@ -388,7 +388,7 @@
           <w:rFonts w:ascii="Calibri" w:hAnsi="Calibri"/>
           <w:sz w:val="22"/>
         </w:rPr>
-        <w:t>The initial catalog contains three deterministic maintenance definitions and five optional profile questions. All seeded rows start DRAFT.</w:t>
+        <w:t>The focused catalog contains five deterministic property definitions and five optional profile questions. All seeded rows start DRAFT.</w:t>
       </w:r>
     </w:p>
     <w:p>
@@ -746,7 +746,7 @@
                 <w:color w:val="0B2545"/>
                 <w:sz w:val="19"/>
               </w:rPr>
-              <w:t>Two active ADMIN users exist; reviewer can complete MFA.</w:t>
+              <w:t>One active ADMIN user can complete MFA and review catalog activation.</w:t>
             </w:r>
           </w:p>
         </w:tc>
@@ -772,7 +772,7 @@
                 <w:color w:val="0B2545"/>
                 <w:sz w:val="19"/>
               </w:rPr>
-              <w:t>Author / reviewer IDs: __________________</w:t>
+              <w:t>Reviewer ID: __________________</w:t>
             </w:r>
           </w:p>
         </w:tc>
@@ -1045,7 +1045,7 @@
           <w:rFonts w:ascii="Calibri" w:hAnsi="Calibri"/>
           <w:sz w:val="22"/>
         </w:rPr>
-        <w:t>Confirm three definitions/rules, three en-US content records, and five profile questions are present.</w:t>
+        <w:t>Confirm five definitions/rules, five en-US content records, and five profile questions are present.</w:t>
       </w:r>
     </w:p>
     <w:p>
@@ -1162,7 +1162,7 @@
           <w:rFonts w:ascii="Calibri" w:hAnsi="Calibri"/>
           <w:sz w:val="22"/>
         </w:rPr>
-        <w:t>Enter an active ADMIN author UUID. For SAFETY_SENSITIVE rules, the author and signed-in reviewer must be different people.</w:t>
+        <w:t>For SAFETY_SENSITIVE rules, read the stronger confirmation carefully and confirm that both the rule and content version were reviewed. No second admin identity is required.</w:t>
       </w:r>
     </w:p>
     <w:p>
@@ -1178,7 +1178,7 @@
           <w:rFonts w:ascii="Calibri" w:hAnsi="Calibri"/>
           <w:sz w:val="22"/>
         </w:rPr>
-        <w:t>Activate the bundle and confirm definition, rule, and content show ACTIVE and the definition is not paused.</w:t>
+        <w:t>Activate the bundle and confirm definition, rule, and content show ACTIVE, reviewedBy identifies the signed-in MFA admin, authoredBy is empty for system-seeded content, and the definition is not paused.</w:t>
       </w:r>
     </w:p>
     <w:p>
@@ -2388,7 +2388,7 @@
                 <w:color w:val="0B2545"/>
                 <w:sz w:val="19"/>
               </w:rPr>
-              <w:t>Distinct active ADMIN author and reviewer are proven for safety-sensitive rules.</w:t>
+              <w:t>MFA reviewer identity, explicit safety confirmation, and activation audit are verified.</w:t>
             </w:r>
           </w:p>
         </w:tc>
@@ -3359,7 +3359,7 @@
                 <w:color w:val="0B2545"/>
                 <w:sz w:val="19"/>
               </w:rPr>
-              <w:t>Correct, independently review, activate the intended version, then resume.</w:t>
+              <w:t>Correct, review through the MFA admin workflow, activate the intended version, then resume.</w:t>
             </w:r>
           </w:p>
         </w:tc>
@@ -3644,7 +3644,7 @@
         <w:br/>
         <w:t xml:space="preserve">       r.version AS rule_version, r.status AS rule_status,</w:t>
         <w:br/>
-        <w:t xml:space="preserve">       r."authoredBy", r."reviewedBy",</w:t>
+        <w:t xml:space="preserve">       r."reviewedBy",</w:t>
         <w:br/>
         <w:t xml:space="preserve">       c.locale, c.version AS content_version, c.status AS content_status</w:t>
         <w:br/>
@@ -3660,7 +3660,11 @@
         <w:br/>
         <w:t xml:space="preserve">  'smoke_co_detector_battery_check',</w:t>
         <w:br/>
-        <w:t xml:space="preserve">  'dryer_vent_cleaning_reminder'</w:t>
+        <w:t xml:space="preserve">  'dryer_vent_cleaning_reminder',</w:t>
+        <w:br/>
+        <w:t xml:space="preserve">  'smoke_detector_installation_review',</w:t>
+        <w:br/>
+        <w:t xml:space="preserve">  'aging_roof_condition_review'</w:t>
         <w:br/>
         <w:t>)</w:t>
         <w:br/>
@@ -3917,7 +3921,7 @@
                 <w:color w:val="0B2545"/>
                 <w:sz w:val="19"/>
               </w:rPr>
-              <w:t>AUTHOR_NOT_FOUND</w:t>
+              <w:t>Review and activate is disabled</w:t>
             </w:r>
           </w:p>
         </w:tc>
@@ -3943,7 +3947,7 @@
                 <w:color w:val="0B2545"/>
                 <w:sz w:val="19"/>
               </w:rPr>
-              <w:t>Email/wrong UUID, inactive user, or non-ADMIN.</w:t>
+              <w:t>Rule or en-US content is missing, or the bundle is already active.</w:t>
             </w:r>
           </w:p>
         </w:tc>
@@ -3969,7 +3973,7 @@
                 <w:color w:val="0B2545"/>
                 <w:sz w:val="19"/>
               </w:rPr>
-              <w:t>Use an active ADMIN UUID from the users table.</w:t>
+              <w:t>Run the canonical bootstrap if incomplete; otherwise inspect the displayed lifecycle state.</w:t>
             </w:r>
           </w:p>
         </w:tc>
@@ -4000,7 +4004,7 @@
                 <w:color w:val="0B2545"/>
                 <w:sz w:val="19"/>
               </w:rPr>
-              <w:t>TWO_PERSON_REVIEW_REQUIRED</w:t>
+              <w:t>Safety activation was canceled</w:t>
             </w:r>
           </w:p>
         </w:tc>
@@ -4026,7 +4030,7 @@
                 <w:color w:val="0B2545"/>
                 <w:sz w:val="19"/>
               </w:rPr>
-              <w:t>Safety rule author equals reviewer.</w:t>
+              <w:t>The signed-in admin did not confirm review of both displayed versions.</w:t>
             </w:r>
           </w:p>
         </w:tc>
@@ -4052,7 +4056,7 @@
                 <w:color w:val="0B2545"/>
                 <w:sz w:val="19"/>
               </w:rPr>
-              <w:t>Use a different active ADMIN author.</w:t>
+              <w:t>Re-read the rule and content, then accept the safety confirmation when ready.</w:t>
             </w:r>
           </w:p>
         </w:tc>
@@ -4422,7 +4426,7 @@
         <w:color w:val="5B6573"/>
         <w:sz w:val="17"/>
       </w:rPr>
-      <w:t>Internal reference  •  Updated July 14, 2026</w:t>
+      <w:t>Internal reference  •  Updated July 15, 2026</w:t>
       <w:tab/>
       <w:t xml:space="preserve">Page </w:t>
     </w:r>

--- a/docs/personalization/ContractToCozy-Personalization-Operations-Runbook.docx
+++ b/docs/personalization/ContractToCozy-Personalization-Operations-Runbook.docx
@@ -1798,11 +1798,7 @@
         <w:spacing w:after="80" w:line="300" w:lineRule="auto"/>
       </w:pPr>
       <w:r>
-        <w:rPr>
-          <w:rFonts w:ascii="Calibri" w:hAnsi="Calibri"/>
-          <w:sz w:val="22"/>
-        </w:rPr>
-        <w:t>Open /dashboard/personalization?propertyId=&lt;property-id&gt; as the property owner. Confirm property-based guidance is available without enabling a household profile.</w:t>
+        <w:t>Make the disposable property the selected property and open Dashboard through normal homeowner navigation. Confirm Suggested for your home automatically shows property guidance without enabling a household profile; no direct personalization URL is required.</w:t>
       </w:r>
     </w:p>
     <w:p>
@@ -1814,11 +1810,7 @@
         <w:spacing w:after="80" w:line="300" w:lineRule="auto"/>
       </w:pPr>
       <w:r>
-        <w:rPr>
-          <w:rFonts w:ascii="Calibri" w:hAnsi="Calibri"/>
-          <w:sz w:val="22"/>
-        </w:rPr>
-        <w:t>Refresh after known matching evidence exists. Confirm each result has reviewed title, summary, and explanation content.</w:t>
+        <w:t>Open AI Tools → Personalized Home Guidance (or Maintenance → Personalization settings) to verify the same recommendation, explanation, and What personalization knows signal. Use Refresh only if facts changed while the page stayed open or for explicit QA recomputation.</w:t>
       </w:r>
     </w:p>
     <w:p>

--- a/docs/personalization/ContractToCozy-Personalization-Operations-Runbook.docx
+++ b/docs/personalization/ContractToCozy-Personalization-Operations-Runbook.docx
@@ -1810,7 +1810,7 @@
         <w:spacing w:after="80" w:line="300" w:lineRule="auto"/>
       </w:pPr>
       <w:r>
-        <w:t>Open AI Tools → Personalized Home Guidance (or Maintenance → Personalization settings) to verify the same recommendation, explanation, and What personalization knows signal. Use Refresh only if facts changed while the page stayed open or for explicit QA recomputation.</w:t>
+        <w:t>Open Personalized Guidance from the desktop homeowner sidebar or More &gt; Personalized Guidance on mobile. Confirm the page is available even with zero recommendations, then verify the recommendation, explanation, and What personalization knows signal. Use Refresh only if facts changed while the page stayed open or for explicit QA recomputation.</w:t>
       </w:r>
     </w:p>
     <w:p>
